--- a/policies/build/preview_hco/HCO.IPC.8_v2_preview.docx
+++ b/policies/build/preview_hco/HCO.IPC.8_v2_preview.docx
@@ -773,7 +773,7 @@
           <w:sz w:val="22"/>
           <w:szCs w:val="22"/>
         </w:rPr>
-        <w:t xml:space="preserve">Boundaries: do not copy SHCO equivalent-chapter wording. Do not overwrite HCO AAC, COP, MOM or PRE policies. Spell out abbreviations on first use in training materials. OE counts/levels/asterisks stay with the official portal Standards PDF. Method notes come from the Guidebook Interpretation paragraphs (scanned PDF md5 2c4489ee98de4ae9b49cba168ea9f42a).</w:t>
+        <w:t xml:space="preserve">Boundaries: do not overwrite HCO AAC, COP, MOM or PRE policies. Spell out abbreviations on first use in training materials. OE counts/levels/asterisks stay with the official portal Standards PDF. Method notes come from the Guidebook Interpretation paragraphs (scanned PDF md5 2c4489ee98de4ae9b49cba168ea9f42a).</w:t>
       </w:r>
     </w:p>
     <w:p>
@@ -827,7 +827,7 @@
           <w:sz w:val="22"/>
           <w:szCs w:val="22"/>
         </w:rPr>
-        <w:t xml:space="preserve">1. Do not skip: The organisation implements occupational health and safety practices as per written guidance to reduce the ...</w:t>
+        <w:t xml:space="preserve">1. Do not skip: The organisation implements occupational health and safety practices as per written guidance to reduce the...</w:t>
       </w:r>
     </w:p>
     <w:p>
@@ -917,7 +917,7 @@
         <w:spacing w:after="100" w:before="220"/>
       </w:pPr>
       <w:r>
-        <w:t xml:space="preserve">5.1 The organisation implements occupational health and safety practices ...</w:t>
+        <w:t xml:space="preserve">5.1 The organisation implements occupational health and safety practices as...</w:t>
       </w:r>
     </w:p>
     <w:p>
@@ -1031,7 +1031,7 @@
         <w:spacing w:after="100" w:before="220"/>
       </w:pPr>
       <w:r>
-        <w:t xml:space="preserve">5.3 The organisation implements work restrictions for health care provide...</w:t>
+        <w:t xml:space="preserve">5.3 The organisation implements work restrictions for health care providers...</w:t>
       </w:r>
     </w:p>
     <w:p>
@@ -1076,7 +1076,7 @@
         <w:spacing w:after="100" w:before="220"/>
       </w:pPr>
       <w:r>
-        <w:t xml:space="preserve">5.4 The organisation implements measures for blood and body fluid exposur...</w:t>
+        <w:t xml:space="preserve">5.4 The organisation implements measures for blood and body fluid exposure...</w:t>
       </w:r>
     </w:p>
     <w:p>
@@ -1121,7 +1121,7 @@
         <w:spacing w:after="100" w:before="220"/>
       </w:pPr>
       <w:r>
-        <w:t xml:space="preserve">5.5 Appropriate post-exposure prophylaxis is provided to all staff member...</w:t>
+        <w:t xml:space="preserve">5.5 Appropriate post-exposure prophylaxis is provided to all staff members...</w:t>
       </w:r>
     </w:p>
     <w:p>
@@ -1236,6 +1236,20 @@
       </w:pPr>
       <w:r>
         <w:t xml:space="preserve">7. Governance and responsibility</w:t>
+      </w:r>
+    </w:p>
+    <w:p>
+      <w:pPr>
+        <w:spacing w:after="20" w:before="100"/>
+      </w:pPr>
+      <w:r>
+        <w:rPr>
+          <w:b/>
+          <w:bCs/>
+          <w:sz w:val="22"/>
+          <w:szCs w:val="22"/>
+        </w:rPr>
+        <w:t xml:space="preserve">Medical Superintendent</w:t>
       </w:r>
     </w:p>
     <w:p>
@@ -1252,7 +1266,7 @@
           <w:sz w:val="22"/>
           <w:szCs w:val="22"/>
         </w:rPr>
-        <w:t xml:space="preserve">Medical Superintendent</w:t>
+        <w:t xml:space="preserve">Accountable that IPC.8 is resourced and followed.</w:t>
       </w:r>
     </w:p>
     <w:p>
@@ -1269,7 +1283,21 @@
           <w:sz w:val="22"/>
           <w:szCs w:val="22"/>
         </w:rPr>
-        <w:t xml:space="preserve">Accountable that IPC.8 is resourced and followed.</w:t>
+        <w:t xml:space="preserve">Acts on outbreaks, sterilisation recalls and exposure events that reach top leadership.</w:t>
+      </w:r>
+    </w:p>
+    <w:p>
+      <w:pPr>
+        <w:spacing w:after="20" w:before="100"/>
+      </w:pPr>
+      <w:r>
+        <w:rPr>
+          <w:b/>
+          <w:bCs/>
+          <w:sz w:val="22"/>
+          <w:szCs w:val="22"/>
+        </w:rPr>
+        <w:t xml:space="preserve">Occupational Health Physician</w:t>
       </w:r>
     </w:p>
     <w:p>
@@ -1286,7 +1314,21 @@
           <w:sz w:val="22"/>
           <w:szCs w:val="22"/>
         </w:rPr>
-        <w:t xml:space="preserve">Acts on outbreaks, sterilisation recalls and exposure events that reach top leadership.</w:t>
+        <w:t xml:space="preserve">Owns day-to-day implementation and records for this standard.</w:t>
+      </w:r>
+    </w:p>
+    <w:p>
+      <w:pPr>
+        <w:spacing w:after="20" w:before="100"/>
+      </w:pPr>
+      <w:r>
+        <w:rPr>
+          <w:b/>
+          <w:bCs/>
+          <w:sz w:val="22"/>
+          <w:szCs w:val="22"/>
+        </w:rPr>
+        <w:t xml:space="preserve">Infection Prevention and Control Officer</w:t>
       </w:r>
     </w:p>
     <w:p>
@@ -1303,7 +1345,21 @@
           <w:sz w:val="22"/>
           <w:szCs w:val="22"/>
         </w:rPr>
-        <w:t xml:space="preserve">Occupational Health Physician</w:t>
+        <w:t xml:space="preserve">Coordinates the IPC programme across standards; brings surveillance and incidents to the Infection Prevention and Control Committee.</w:t>
+      </w:r>
+    </w:p>
+    <w:p>
+      <w:pPr>
+        <w:spacing w:after="20" w:before="100"/>
+      </w:pPr>
+      <w:r>
+        <w:rPr>
+          <w:b/>
+          <w:bCs/>
+          <w:sz w:val="22"/>
+          <w:szCs w:val="22"/>
+        </w:rPr>
+        <w:t xml:space="preserve">Infection Prevention and Control Nurse</w:t>
       </w:r>
     </w:p>
     <w:p>
@@ -1320,7 +1376,21 @@
           <w:sz w:val="22"/>
           <w:szCs w:val="22"/>
         </w:rPr>
-        <w:t xml:space="preserve">Owns day-to-day implementation and records for this standard.</w:t>
+        <w:t xml:space="preserve">Runs day-to-day surveillance, hand-hygiene audit and staff education as this standard requires.</w:t>
+      </w:r>
+    </w:p>
+    <w:p>
+      <w:pPr>
+        <w:spacing w:after="20" w:before="100"/>
+      </w:pPr>
+      <w:r>
+        <w:rPr>
+          <w:b/>
+          <w:bCs/>
+          <w:sz w:val="22"/>
+          <w:szCs w:val="22"/>
+        </w:rPr>
+        <w:t xml:space="preserve">Quality Coordinator</w:t>
       </w:r>
     </w:p>
     <w:p>
@@ -1337,7 +1407,28 @@
           <w:sz w:val="22"/>
           <w:szCs w:val="22"/>
         </w:rPr>
-        <w:t xml:space="preserve">Infection Prevention and Control Officer</w:t>
+        <w:t xml:space="preserve">Audits this policy «quarterly»; holds training acknowledgements.</w:t>
+      </w:r>
+    </w:p>
+    <w:p>
+      <w:pPr>
+        <w:pStyle w:val="Heading1"/>
+        <w:spacing w:after="120" w:before="280"/>
+      </w:pPr>
+      <w:r>
+        <w:t xml:space="preserve">8. Quality monitoring (RCA → CAPA)</w:t>
+      </w:r>
+    </w:p>
+    <w:p>
+      <w:pPr>
+        <w:spacing w:after="140"/>
+      </w:pPr>
+      <w:r>
+        <w:rPr>
+          <w:sz w:val="22"/>
+          <w:szCs w:val="22"/>
+        </w:rPr>
+        <w:t xml:space="preserve">The Quality Coordinator audits this policy «quarterly». The audit reviews:</w:t>
       </w:r>
     </w:p>
     <w:p>
@@ -1354,7 +1445,7 @@
           <w:sz w:val="22"/>
           <w:szCs w:val="22"/>
         </w:rPr>
-        <w:t xml:space="preserve">Coordinates the IPC programme across standards; brings surveillance and incidents to the Infection Prevention and Control Committee.</w:t>
+        <w:t xml:space="preserve">Records for a sample of this standard's objective elements, checked against the What-we-do steps.</w:t>
       </w:r>
     </w:p>
     <w:p>
@@ -1371,7 +1462,7 @@
           <w:sz w:val="22"/>
           <w:szCs w:val="22"/>
         </w:rPr>
-        <w:t xml:space="preserve">Infection Prevention and Control Nurse</w:t>
+        <w:t xml:space="preserve">Documentary evidence is on file for each asterisked objective element in the sample.</w:t>
       </w:r>
     </w:p>
     <w:p>
@@ -1388,142 +1479,19 @@
           <w:sz w:val="22"/>
           <w:szCs w:val="22"/>
         </w:rPr>
-        <w:t xml:space="preserve">Runs day-to-day surveillance, hand-hygiene audit and staff education as this standard requires.</w:t>
-      </w:r>
-    </w:p>
-    <w:p>
-      <w:pPr>
-        <w:pStyle w:val="ListParagraph"/>
-        <w:numPr>
-          <w:ilvl w:val="0"/>
-          <w:numId w:val="1"/>
-        </w:numPr>
-        <w:spacing w:after="60"/>
-      </w:pPr>
-      <w:r>
-        <w:rPr>
-          <w:sz w:val="22"/>
-          <w:szCs w:val="22"/>
-        </w:rPr>
-        <w:t xml:space="preserve">Quality Coordinator</w:t>
-      </w:r>
-    </w:p>
-    <w:p>
-      <w:pPr>
-        <w:pStyle w:val="ListParagraph"/>
-        <w:numPr>
-          <w:ilvl w:val="0"/>
-          <w:numId w:val="1"/>
-        </w:numPr>
-        <w:spacing w:after="60"/>
-      </w:pPr>
-      <w:r>
-        <w:rPr>
-          <w:sz w:val="22"/>
-          <w:szCs w:val="22"/>
-        </w:rPr>
-        <w:t xml:space="preserve">Audits this policy «quarterly»; holds training acknowledgements.</w:t>
-      </w:r>
-    </w:p>
-    <w:p>
-      <w:pPr>
-        <w:pStyle w:val="Heading1"/>
-        <w:spacing w:after="120" w:before="280"/>
-      </w:pPr>
-      <w:r>
-        <w:t xml:space="preserve">8. Quality monitoring (RCA → CAPA)</w:t>
-      </w:r>
-    </w:p>
-    <w:p>
-      <w:pPr>
-        <w:spacing w:after="140"/>
-      </w:pPr>
-      <w:r>
-        <w:rPr>
-          <w:sz w:val="22"/>
-          <w:szCs w:val="22"/>
-        </w:rPr>
-        <w:t xml:space="preserve">The Quality Coordinator audits this policy «quarterly».</w:t>
-      </w:r>
-    </w:p>
-    <w:p>
-      <w:pPr>
-        <w:spacing w:after="140"/>
-      </w:pPr>
-      <w:r>
-        <w:rPr>
-          <w:sz w:val="22"/>
-          <w:szCs w:val="22"/>
-        </w:rPr>
-        <w:t xml:space="preserve">What is monitored each quarter:</w:t>
-      </w:r>
-    </w:p>
-    <w:p>
-      <w:pPr>
-        <w:pStyle w:val="ListParagraph"/>
-        <w:numPr>
-          <w:ilvl w:val="0"/>
-          <w:numId w:val="1"/>
-        </w:numPr>
-        <w:spacing w:after="60"/>
-      </w:pPr>
-      <w:r>
-        <w:rPr>
-          <w:sz w:val="22"/>
-          <w:szCs w:val="22"/>
-        </w:rPr>
-        <w:t xml:space="preserve">Sample of records for each OE IPC.8.a–e.</w:t>
-      </w:r>
-    </w:p>
-    <w:p>
-      <w:pPr>
-        <w:pStyle w:val="ListParagraph"/>
-        <w:numPr>
-          <w:ilvl w:val="0"/>
-          <w:numId w:val="1"/>
-        </w:numPr>
-        <w:spacing w:after="60"/>
-      </w:pPr>
-      <w:r>
-        <w:rPr>
-          <w:sz w:val="22"/>
-          <w:szCs w:val="22"/>
-        </w:rPr>
-        <w:t xml:space="preserve">Asterisked elements (abe) have document evidence as required.</w:t>
-      </w:r>
-    </w:p>
-    <w:p>
-      <w:pPr>
-        <w:pStyle w:val="ListParagraph"/>
-        <w:numPr>
-          <w:ilvl w:val="0"/>
-          <w:numId w:val="1"/>
-        </w:numPr>
-        <w:spacing w:after="60"/>
-      </w:pPr>
-      <w:r>
-        <w:rPr>
-          <w:sz w:val="22"/>
-          <w:szCs w:val="22"/>
-        </w:rPr>
-        <w:t xml:space="preserve">CORE elements (none) show no critical gaps in the sample.</w:t>
-      </w:r>
-    </w:p>
-    <w:p>
-      <w:pPr>
-        <w:pStyle w:val="ListParagraph"/>
-        <w:numPr>
-          <w:ilvl w:val="0"/>
-          <w:numId w:val="1"/>
-        </w:numPr>
-        <w:spacing w:after="60"/>
-      </w:pPr>
-      <w:r>
-        <w:rPr>
-          <w:sz w:val="22"/>
-          <w:szCs w:val="22"/>
-        </w:rPr>
         <w:t xml:space="preserve">Stop-work events (if any) are logged with outcome.</w:t>
+      </w:r>
+    </w:p>
+    <w:p>
+      <w:pPr>
+        <w:spacing w:after="140"/>
+      </w:pPr>
+      <w:r>
+        <w:rPr>
+          <w:sz w:val="22"/>
+          <w:szCs w:val="22"/>
+        </w:rPr>
+        <w:t xml:space="preserve">Root-cause analysis is required when a gap found in this audit remains open beyond «90 days».</w:t>
       </w:r>
     </w:p>
     <w:p>
@@ -3093,7 +3061,7 @@
           <w:sz w:val="22"/>
           <w:szCs w:val="22"/>
         </w:rPr>
-        <w:t xml:space="preserve">Records showing IPC.8.a was followed for sampled patients/cases.</w:t>
+        <w:t xml:space="preserve">Written occupational-health-and-safety guidance — PPE, vaccination access, exposure reporting, work restriction.</w:t>
       </w:r>
     </w:p>
     <w:p>
@@ -3110,7 +3078,7 @@
           <w:sz w:val="22"/>
           <w:szCs w:val="22"/>
         </w:rPr>
-        <w:t xml:space="preserve">Written guidance / protocol referenced for this element (where required).</w:t>
+        <w:t xml:space="preserve">Resource-availability record to implement the guidance.</w:t>
       </w:r>
     </w:p>
     <w:p>
@@ -3127,7 +3095,16 @@
           <w:sz w:val="22"/>
           <w:szCs w:val="22"/>
         </w:rPr>
-        <w:t xml:space="preserve">Audit sample notes for IPC.8.a reviewed «quarterly».</w:t>
+        <w:t xml:space="preserve">Training record at induction and annually.</w:t>
+      </w:r>
+    </w:p>
+    <w:p>
+      <w:pPr>
+        <w:pStyle w:val="Heading2"/>
+        <w:spacing w:after="100" w:before="220"/>
+      </w:pPr>
+      <w:r>
+        <w:t xml:space="preserve">IPC.8.b — The organisation implements an immunisation policy for its staff.</w:t>
       </w:r>
     </w:p>
     <w:p>
@@ -3144,16 +3121,7 @@
           <w:sz w:val="22"/>
           <w:szCs w:val="22"/>
         </w:rPr>
-        <w:t xml:space="preserve">Documented evidence specifically required by the asterisked objective element.</w:t>
-      </w:r>
-    </w:p>
-    <w:p>
-      <w:pPr>
-        <w:pStyle w:val="Heading2"/>
-        <w:spacing w:after="100" w:before="220"/>
-      </w:pPr>
-      <w:r>
-        <w:t xml:space="preserve">IPC.8.b — The organisation implements an immunisation policy for its staff.</w:t>
+        <w:t xml:space="preserve">Staff immunisation policy document.</w:t>
       </w:r>
     </w:p>
     <w:p>
@@ -3170,7 +3138,7 @@
           <w:sz w:val="22"/>
           <w:szCs w:val="22"/>
         </w:rPr>
-        <w:t xml:space="preserve">Records showing IPC.8.b was followed for sampled patients/cases.</w:t>
+        <w:t xml:space="preserve">Immunisation register (dose, date, booster), at minimum hepatitis B for direct-care staff.</w:t>
       </w:r>
     </w:p>
     <w:p>
@@ -3187,7 +3155,16 @@
           <w:sz w:val="22"/>
           <w:szCs w:val="22"/>
         </w:rPr>
-        <w:t xml:space="preserve">Written guidance / protocol referenced for this element (where required).</w:t>
+        <w:t xml:space="preserve">Documented contraindication or refusal record for any unvaccinated direct-care worker.</w:t>
+      </w:r>
+    </w:p>
+    <w:p>
+      <w:pPr>
+        <w:pStyle w:val="Heading2"/>
+        <w:spacing w:after="100" w:before="220"/>
+      </w:pPr>
+      <w:r>
+        <w:t xml:space="preserve">IPC.8.c — The organisation implements work restrictions for health care providers with transmissible infections.</w:t>
       </w:r>
     </w:p>
     <w:p>
@@ -3204,7 +3181,7 @@
           <w:sz w:val="22"/>
           <w:szCs w:val="22"/>
         </w:rPr>
-        <w:t xml:space="preserve">Audit sample notes for IPC.8.b reviewed «quarterly».</w:t>
+        <w:t xml:space="preserve">Written work-restriction list for transmissible infections.</w:t>
       </w:r>
     </w:p>
     <w:p>
@@ -3221,16 +3198,7 @@
           <w:sz w:val="22"/>
           <w:szCs w:val="22"/>
         </w:rPr>
-        <w:t xml:space="preserve">Documented evidence specifically required by the asterisked objective element.</w:t>
-      </w:r>
-    </w:p>
-    <w:p>
-      <w:pPr>
-        <w:pStyle w:val="Heading2"/>
-        <w:spacing w:after="100" w:before="220"/>
-      </w:pPr>
-      <w:r>
-        <w:t xml:space="preserve">IPC.8.c — The organisation implements work restrictions for health care providers with transmissible infections.</w:t>
+        <w:t xml:space="preserve">Illness-reporting record from staff.</w:t>
       </w:r>
     </w:p>
     <w:p>
@@ -3247,7 +3215,16 @@
           <w:sz w:val="22"/>
           <w:szCs w:val="22"/>
         </w:rPr>
-        <w:t xml:space="preserve">Records showing IPC.8.c was followed for sampled patients/cases.</w:t>
+        <w:t xml:space="preserve">Restriction-application record confirming it was actually enforced.</w:t>
+      </w:r>
+    </w:p>
+    <w:p>
+      <w:pPr>
+        <w:pStyle w:val="Heading2"/>
+        <w:spacing w:after="100" w:before="220"/>
+      </w:pPr>
+      <w:r>
+        <w:t xml:space="preserve">IPC.8.d — The organisation implements measures for blood and body fluid exposure prevention.</w:t>
       </w:r>
     </w:p>
     <w:p>
@@ -3264,7 +3241,7 @@
           <w:sz w:val="22"/>
           <w:szCs w:val="22"/>
         </w:rPr>
-        <w:t xml:space="preserve">Written guidance / protocol referenced for this element (where required).</w:t>
+        <w:t xml:space="preserve">PPE and safe-sharps-practice record — no recapping, splash protection.</w:t>
       </w:r>
     </w:p>
     <w:p>
@@ -3281,16 +3258,7 @@
           <w:sz w:val="22"/>
           <w:szCs w:val="22"/>
         </w:rPr>
-        <w:t xml:space="preserve">Audit sample notes for IPC.8.c reviewed «quarterly».</w:t>
-      </w:r>
-    </w:p>
-    <w:p>
-      <w:pPr>
-        <w:pStyle w:val="Heading2"/>
-        <w:spacing w:after="100" w:before="220"/>
-      </w:pPr>
-      <w:r>
-        <w:t xml:space="preserve">IPC.8.d — The organisation implements measures for blood and body fluid exposure prevention.</w:t>
+        <w:t xml:space="preserve">Point-of-use sharps-container placement and replaced-before-full record.</w:t>
       </w:r>
     </w:p>
     <w:p>
@@ -3307,7 +3275,16 @@
           <w:sz w:val="22"/>
           <w:szCs w:val="22"/>
         </w:rPr>
-        <w:t xml:space="preserve">Records showing IPC.8.d was followed for sampled patients/cases.</w:t>
+        <w:t xml:space="preserve">Monthly IPC-round record that includes this check.</w:t>
+      </w:r>
+    </w:p>
+    <w:p>
+      <w:pPr>
+        <w:pStyle w:val="Heading2"/>
+        <w:spacing w:after="100" w:before="220"/>
+      </w:pPr>
+      <w:r>
+        <w:t xml:space="preserve">IPC.8.e — Appropriate post-exposure prophylaxis is provided to all staff members concerned.</w:t>
       </w:r>
     </w:p>
     <w:p>
@@ -3324,7 +3301,7 @@
           <w:sz w:val="22"/>
           <w:szCs w:val="22"/>
         </w:rPr>
-        <w:t xml:space="preserve">Written guidance / protocol referenced for this element (where required).</w:t>
+        <w:t xml:space="preserve">Post-exposure-prophylaxis protocol for hepatitis B and HIV, aligned with national/international guidelines.</w:t>
       </w:r>
     </w:p>
     <w:p>
@@ -3341,16 +3318,7 @@
           <w:sz w:val="22"/>
           <w:szCs w:val="22"/>
         </w:rPr>
-        <w:t xml:space="preserve">Audit sample notes for IPC.8.d reviewed «quarterly».</w:t>
-      </w:r>
-    </w:p>
-    <w:p>
-      <w:pPr>
-        <w:pStyle w:val="Heading2"/>
-        <w:spacing w:after="100" w:before="220"/>
-      </w:pPr>
-      <w:r>
-        <w:t xml:space="preserve">IPC.8.e — Appropriate post-exposure prophylaxis is provided to all staff members concerned.</w:t>
+        <w:t xml:space="preserve">Same-shift PEP-initiation record for a qualifying exposure.</w:t>
       </w:r>
     </w:p>
     <w:p>
@@ -3367,58 +3335,7 @@
           <w:sz w:val="22"/>
           <w:szCs w:val="22"/>
         </w:rPr>
-        <w:t xml:space="preserve">Records showing IPC.8.e was followed for sampled patients/cases.</w:t>
-      </w:r>
-    </w:p>
-    <w:p>
-      <w:pPr>
-        <w:pStyle w:val="ListParagraph"/>
-        <w:numPr>
-          <w:ilvl w:val="0"/>
-          <w:numId w:val="1"/>
-        </w:numPr>
-        <w:spacing w:after="60"/>
-      </w:pPr>
-      <w:r>
-        <w:rPr>
-          <w:sz w:val="22"/>
-          <w:szCs w:val="22"/>
-        </w:rPr>
-        <w:t xml:space="preserve">Written guidance / protocol referenced for this element (where required).</w:t>
-      </w:r>
-    </w:p>
-    <w:p>
-      <w:pPr>
-        <w:pStyle w:val="ListParagraph"/>
-        <w:numPr>
-          <w:ilvl w:val="0"/>
-          <w:numId w:val="1"/>
-        </w:numPr>
-        <w:spacing w:after="60"/>
-      </w:pPr>
-      <w:r>
-        <w:rPr>
-          <w:sz w:val="22"/>
-          <w:szCs w:val="22"/>
-        </w:rPr>
-        <w:t xml:space="preserve">Audit sample notes for IPC.8.e reviewed «quarterly».</w:t>
-      </w:r>
-    </w:p>
-    <w:p>
-      <w:pPr>
-        <w:pStyle w:val="ListParagraph"/>
-        <w:numPr>
-          <w:ilvl w:val="0"/>
-          <w:numId w:val="1"/>
-        </w:numPr>
-        <w:spacing w:after="60"/>
-      </w:pPr>
-      <w:r>
-        <w:rPr>
-          <w:sz w:val="22"/>
-          <w:szCs w:val="22"/>
-        </w:rPr>
-        <w:t xml:space="preserve">Documented evidence specifically required by the asterisked objective element.</w:t>
+        <w:t xml:space="preserve">Confidential PEP file held by the Occupational Health Physician or IPC Nurse.</w:t>
       </w:r>
     </w:p>
     <w:p>

--- a/policies/build/preview_hco/HCO.IPC.8_v2_preview.docx
+++ b/policies/build/preview_hco/HCO.IPC.8_v2_preview.docx
@@ -692,7 +692,7 @@
           <w:sz w:val="22"/>
           <w:szCs w:val="22"/>
         </w:rPr>
-        <w:t xml:space="preserve">It covers objective elements IPC.8.a–e (5 elements).</w:t>
+        <w:t xml:space="preserve">This policy covers all 5 requirements under this standard, listed in detail below.</w:t>
       </w:r>
     </w:p>
     <w:p>
@@ -716,7 +716,7 @@
           <w:sz w:val="22"/>
           <w:szCs w:val="22"/>
         </w:rPr>
-        <w:t xml:space="preserve">This policy owns IPC.8. Related AAC, COP, MOM and PRE duties stay with those policies — cross-reference only. Other IPC standards stay with their own policies.</w:t>
+        <w:t xml:space="preserve">This policy covers prevention of healthcare associated infections in staff specifically. Related duties — like patient assessment, clinical care, medication management, or patient rights — are covered in the hospital's other policies, not repeated here. Other IPC standards stay with their own policies.</w:t>
       </w:r>
     </w:p>
     <w:p>
@@ -761,19 +761,19 @@
           <w:sz w:val="22"/>
           <w:szCs w:val="22"/>
         </w:rPr>
-        <w:t xml:space="preserve">It covers 5 objective elements (IPC.8.a, IPC.8.b, IPC.8.c, IPC.8.d, IPC.8.e).</w:t>
-      </w:r>
-    </w:p>
-    <w:p>
-      <w:pPr>
-        <w:spacing w:after="140"/>
-      </w:pPr>
-      <w:r>
-        <w:rPr>
-          <w:sz w:val="22"/>
-          <w:szCs w:val="22"/>
-        </w:rPr>
-        <w:t xml:space="preserve">Boundaries: do not overwrite HCO AAC, COP, MOM or PRE policies. Spell out abbreviations on first use in training materials. OE counts/levels/asterisks stay with the official portal Standards PDF. Method notes come from the Guidebook Interpretation paragraphs (scanned PDF md5 2c4489ee98de4ae9b49cba168ea9f42a).</w:t>
+        <w:t xml:space="preserve">This policy covers all 5 requirements under this standard, listed in detail below.</w:t>
+      </w:r>
+    </w:p>
+    <w:p>
+      <w:pPr>
+        <w:spacing w:after="140"/>
+      </w:pPr>
+      <w:r>
+        <w:rPr>
+          <w:sz w:val="22"/>
+          <w:szCs w:val="22"/>
+        </w:rPr>
+        <w:t xml:space="preserve">This policy covers prevention of healthcare associated infections in staff specifically. Related duties — like patient assessment, clinical care, medication management, or patient rights — are covered in the hospital's other policies, not repeated here. Spell out abbreviations on first use in training materials. OE counts/levels/asterisks stay with the official portal Standards PDF. Method notes come from the Guidebook Interpretation paragraphs (scanned PDF md5 2c4489ee98de4ae9b49cba168ea9f42a).</w:t>
       </w:r>
     </w:p>
     <w:p>
